--- a/RFI-Docs/The Washington Informer 8-28-24--From Shaw to Shaping the Future of Genomics, Dr. Tshaka Cunningham Carves a Path for Black People in Science.docx
+++ b/RFI-Docs/The Washington Informer 8-28-24--From Shaw to Shaping the Future of Genomics, Dr. Tshaka Cunningham Carves a Path for Black People in Science.docx
@@ -4,7 +4,122 @@
   <w:body>
     <w:p>
       <w:pPr>
+        <w:jc w:val="left"/>
+      </w:pPr>
+      <w:r>
+        <w:rPr>
+          <w:color w:val="646464"/>
+          <w:sz w:val="18"/>
+        </w:rPr>
+        <w:t>Document: The Washington Informer 8-28-24--From Shaw to Shaping the Future of Genomics, Dr. Tshaka Cunningham Carves a Path for Black People in Science.docx</w:t>
+      </w:r>
+    </w:p>
+    <w:p>
+      <w:pPr>
+        <w:jc w:val="left"/>
+      </w:pPr>
+      <w:r>
+        <w:rPr>
+          <w:color w:val="646464"/>
+          <w:sz w:val="18"/>
+        </w:rPr>
+        <w:t>Title: The Washington Informer 8-28-24--From Shaw to Shaping the Future of Genomics, Dr. Tshaka Cunningham Carves a Path for Black People in Science</w:t>
+      </w:r>
+    </w:p>
+    <w:p>
+      <w:pPr>
+        <w:jc w:val="left"/>
+      </w:pPr>
+      <w:r>
+        <w:rPr>
+          <w:color w:val="646464"/>
+          <w:sz w:val="18"/>
+        </w:rPr>
+        <w:t>Topic: MVP | Type: News Articles</w:t>
+      </w:r>
+    </w:p>
+    <w:p>
+      <w:pPr>
+        <w:jc w:val="left"/>
+      </w:pPr>
+      <w:r>
+        <w:rPr>
+          <w:color w:val="646464"/>
+          <w:sz w:val="18"/>
+        </w:rPr>
+        <w:t>Created: 2024-08-29 | By: Richman, Michael (VACO)</w:t>
+      </w:r>
+    </w:p>
+    <w:p>
+      <w:pPr>
+        <w:jc w:val="left"/>
+      </w:pPr>
+      <w:r>
+        <w:rPr>
+          <w:color w:val="646464"/>
+          <w:sz w:val="18"/>
+        </w:rPr>
+        <w:t>Modified: 2024-08-29 | By: Richman, Michael (VACO)</w:t>
+      </w:r>
+    </w:p>
+    <w:p>
+      <w:pPr>
+        <w:jc w:val="left"/>
+      </w:pPr>
+      <w:r>
+        <w:rPr>
+          <w:color w:val="C8C8C8"/>
+          <w:sz w:val="16"/>
+        </w:rPr>
+        <w:t>────────────────────────────────────────────────────────────────────────────────</w:t>
+      </w:r>
+    </w:p>
+    <w:p>
+      <w:pPr>
+        <w:jc w:val="left"/>
+      </w:pPr>
+      <w:r/>
+    </w:p>
+    <w:p>
+      <w:pPr>
+        <w:jc w:val="left"/>
+      </w:pPr>
+      <w:r>
+        <w:rPr>
+          <w:color w:val="646464"/>
+          <w:sz w:val="18"/>
+        </w:rPr>
+        <w:t>Topic: MVP | Type: News Articles</w:t>
+      </w:r>
+    </w:p>
+    <w:p>
+      <w:pPr>
+        <w:jc w:val="left"/>
+      </w:pPr>
+      <w:r>
+        <w:rPr>
+          <w:color w:val="646464"/>
+          <w:sz w:val="18"/>
+        </w:rPr>
+        <w:t>Created: 2024-08-29 | By: Richman, Michael (VACO)</w:t>
+      </w:r>
+    </w:p>
+    <w:p>
+      <w:pPr>
+        <w:jc w:val="left"/>
+      </w:pPr>
+      <w:r>
+        <w:rPr>
+          <w:color w:val="646464"/>
+          <w:sz w:val="18"/>
+        </w:rPr>
+        <w:t>Modified: 2024-08-29 | By: Richman, Michael (VACO)</w:t>
+      </w:r>
+    </w:p>
+    <w:p>
+      <w:pPr>
         <w:spacing w:after="120" w:line="240" w:lineRule="auto"/>
+        <w:jc w:val="left"/>
         <w:outlineLvl w:val="0"/>
         <w:rPr>
           <w:rFonts w:ascii="Times New Roman" w:eastAsia="Times New Roman" w:hAnsi="Times New Roman" w:cs="Times New Roman"/>
@@ -19,44 +134,10 @@
       </w:pPr>
       <w:r>
         <w:rPr>
-          <w:rFonts w:ascii="Times New Roman" w:eastAsia="Times New Roman" w:hAnsi="Times New Roman" w:cs="Times New Roman"/>
-          <w:b/>
-          <w:bCs/>
-          <w:color w:val="37383C"/>
-          <w:kern w:val="36"/>
-          <w:sz w:val="48"/>
-          <w:szCs w:val="48"/>
-          <w14:ligatures w14:val="none"/>
-        </w:rPr>
-        <w:t xml:space="preserve">From Shaw to Shaping the Future of Genomics, Dr. </w:t>
-      </w:r>
-      <w:proofErr w:type="spellStart"/>
-      <w:r>
-        <w:rPr>
-          <w:rFonts w:ascii="Times New Roman" w:eastAsia="Times New Roman" w:hAnsi="Times New Roman" w:cs="Times New Roman"/>
-          <w:b/>
-          <w:bCs/>
-          <w:color w:val="37383C"/>
-          <w:kern w:val="36"/>
-          <w:sz w:val="48"/>
-          <w:szCs w:val="48"/>
-          <w14:ligatures w14:val="none"/>
-        </w:rPr>
-        <w:t>Tshaka</w:t>
-      </w:r>
-      <w:proofErr w:type="spellEnd"/>
-      <w:r>
-        <w:rPr>
-          <w:rFonts w:ascii="Times New Roman" w:eastAsia="Times New Roman" w:hAnsi="Times New Roman" w:cs="Times New Roman"/>
-          <w:b/>
-          <w:bCs/>
-          <w:color w:val="37383C"/>
-          <w:kern w:val="36"/>
-          <w:sz w:val="48"/>
-          <w:szCs w:val="48"/>
-          <w14:ligatures w14:val="none"/>
-        </w:rPr>
-        <w:t xml:space="preserve"> Cunningham Carves a Path for Black People in Science</w:t>
+          <w:color w:val="C8C8C8"/>
+          <w:sz w:val="16"/>
+        </w:rPr>
+        <w:t>────────────────────────────────────────────────────────────────────────────────</w:t>
       </w:r>
     </w:p>
     <w:p>
@@ -70,126 +151,7 @@
           <w14:ligatures w14:val="none"/>
         </w:rPr>
       </w:pPr>
-      <w:r>
-        <w:rPr>
-          <w:rFonts w:ascii="Times New Roman" w:eastAsia="Times New Roman" w:hAnsi="Times New Roman" w:cs="Times New Roman"/>
-          <w:noProof/>
-          <w:kern w:val="0"/>
-          <w:sz w:val="24"/>
-          <w:szCs w:val="24"/>
-          <w14:ligatures w14:val="none"/>
-        </w:rPr>
-        <w:drawing>
-          <wp:inline distT="0" distB="0" distL="0" distR="0" wp14:anchorId="6E3DF3A7" wp14:editId="38E82B64">
-            <wp:extent cx="761365" cy="761365"/>
-            <wp:effectExtent l="0" t="0" r="635" b="635"/>
-            <wp:docPr id="3" name="Picture 3" descr="Stacey Brown photo"/>
-            <wp:cNvGraphicFramePr>
-              <a:graphicFrameLocks xmlns:a="http://schemas.openxmlformats.org/drawingml/2006/main" noChangeAspect="1"/>
-            </wp:cNvGraphicFramePr>
-            <a:graphic xmlns:a="http://schemas.openxmlformats.org/drawingml/2006/main">
-              <a:graphicData uri="http://schemas.openxmlformats.org/drawingml/2006/picture">
-                <pic:pic xmlns:pic="http://schemas.openxmlformats.org/drawingml/2006/picture">
-                  <pic:nvPicPr>
-                    <pic:cNvPr id="0" name="Picture 1" descr="Stacey Brown photo"/>
-                    <pic:cNvPicPr>
-                      <a:picLocks noChangeAspect="1" noChangeArrowheads="1"/>
-                    </pic:cNvPicPr>
-                  </pic:nvPicPr>
-                  <pic:blipFill>
-                    <a:blip r:embed="rId5">
-                      <a:extLst>
-                        <a:ext uri="{28A0092B-C50C-407E-A947-70E740481C1C}">
-                          <a14:useLocalDpi xmlns:a14="http://schemas.microsoft.com/office/drawing/2010/main" val="0"/>
-                        </a:ext>
-                      </a:extLst>
-                    </a:blip>
-                    <a:srcRect/>
-                    <a:stretch>
-                      <a:fillRect/>
-                    </a:stretch>
-                  </pic:blipFill>
-                  <pic:spPr bwMode="auto">
-                    <a:xfrm>
-                      <a:off x="0" y="0"/>
-                      <a:ext cx="761365" cy="761365"/>
-                    </a:xfrm>
-                    <a:prstGeom prst="rect">
-                      <a:avLst/>
-                    </a:prstGeom>
-                    <a:noFill/>
-                    <a:ln>
-                      <a:noFill/>
-                    </a:ln>
-                  </pic:spPr>
-                </pic:pic>
-              </a:graphicData>
-            </a:graphic>
-          </wp:inline>
-        </w:drawing>
-      </w:r>
-      <w:r>
-        <w:rPr>
-          <w:rFonts w:ascii="Times New Roman" w:eastAsia="Times New Roman" w:hAnsi="Times New Roman" w:cs="Times New Roman"/>
-          <w:kern w:val="0"/>
-          <w:sz w:val="24"/>
-          <w:szCs w:val="24"/>
-          <w14:ligatures w14:val="none"/>
-        </w:rPr>
-        <w:t>by </w:t>
-      </w:r>
-      <w:hyperlink r:id="rId6" w:history="1">
-        <w:r>
-          <w:rPr>
-            <w:rFonts w:ascii="Times New Roman" w:eastAsia="Times New Roman" w:hAnsi="Times New Roman" w:cs="Times New Roman"/>
-            <w:b/>
-            <w:bCs/>
-            <w:color w:val="0000FF"/>
-            <w:kern w:val="0"/>
-            <w:sz w:val="24"/>
-            <w:szCs w:val="24"/>
-            <w:u w:val="single"/>
-            <w14:ligatures w14:val="none"/>
-          </w:rPr>
-          <w:t xml:space="preserve">Stacy M. </w:t>
-        </w:r>
-        <w:proofErr w:type="spellStart"/>
-        <w:r>
-          <w:rPr>
-            <w:rFonts w:ascii="Times New Roman" w:eastAsia="Times New Roman" w:hAnsi="Times New Roman" w:cs="Times New Roman"/>
-            <w:b/>
-            <w:bCs/>
-            <w:color w:val="0000FF"/>
-            <w:kern w:val="0"/>
-            <w:sz w:val="24"/>
-            <w:szCs w:val="24"/>
-            <w:u w:val="single"/>
-            <w14:ligatures w14:val="none"/>
-          </w:rPr>
-          <w:t>Brown</w:t>
-        </w:r>
-      </w:hyperlink>
-      <w:r>
-        <w:rPr>
-          <w:rFonts w:ascii="Times New Roman" w:eastAsia="Times New Roman" w:hAnsi="Times New Roman" w:cs="Times New Roman"/>
-          <w:kern w:val="0"/>
-          <w:sz w:val="24"/>
-          <w:szCs w:val="24"/>
-          <w14:ligatures w14:val="none"/>
-        </w:rPr>
-        <w:t>August</w:t>
-      </w:r>
-      <w:proofErr w:type="spellEnd"/>
-      <w:r>
-        <w:rPr>
-          <w:rFonts w:ascii="Times New Roman" w:eastAsia="Times New Roman" w:hAnsi="Times New Roman" w:cs="Times New Roman"/>
-          <w:kern w:val="0"/>
-          <w:sz w:val="24"/>
-          <w:szCs w:val="24"/>
-          <w14:ligatures w14:val="none"/>
-        </w:rPr>
-        <w:t xml:space="preserve"> 28, 2024</w:t>
-      </w:r>
+      <w:r/>
     </w:p>
     <w:p>
       <w:pPr>
